--- a/outputs/OpenGeoTrust_PerioSAM_Manuscript.docx
+++ b/outputs/OpenGeoTrust_PerioSAM_Manuscript.docx
@@ -960,7 +960,7 @@
           <w:i w:val="0"/>
           <w:sz w:val="24"/>
         </w:rPr>
-        <w:t>Segmentation: Dice Similarity Coefficient (DSC), Intersection over Union (IoU), precision, recall, 95th-percentile Hausdorff distance (HD95), mean surface distance (MSD). Landmark detection: mean radial error (MRE), normalised mean error (NME), Percentage of Correct Keypoints at 2, 4, 8-pixel tolerances (PCK@2px, PCK@4px, PCK@8px). Calibration: Expected Calibration Error (ECE; 15 bins) and Brier Score. Uncertainty-error association: Spearman rank correlation. Bootstrap 95% confidence intervals (B=2,000 resamples with replacement) computed for all primary metrics. Statistical analyses used Python 3.10 (SciPy 1.11); α=0.05 significance threshold.</w:t>
+        <w:t>Segmentation: Dice Similarity Coefficient (DSC), Intersection over Union (IoU), precision, recall, 95th-percentile Hausdorff distance (HD95), mean surface distance (MSD). Landmark detection: mean radial error (MRE), normalised mean error (NME), Percentage of Correct Keypoints at 2, 4, 8-pixel tolerances (PCK@2px, PCK@4px, PCK@8px). Calibration: Expected Calibration Error (ECE; 15 bins) and Brier Score. Uncertainty-error association: Spearman rank correlation. Bootstrap 95% confidence intervals (B=2,000 resamples with replacement) computed for all primary metrics. To assess generalisation stability beyond the single fixed split, 5-fold cross-validation was performed across all 1,000 DenPAR images: images were pooled and randomly permuted (seed=42), divided into five 200-image folds, and the model was retrained from random initialisation for each fold using identical hyperparameters. Fold-level metrics and mean ± SD are reported in Supplementary Results SR-9 and Supplementary Figures A8–A9. Statistical analyses used Python 3.10 (SciPy 1.11); α=0.05 significance threshold.</w:t>
       </w:r>
     </w:p>
     <w:p>
